--- a/memos/plan_manufacturer_union__arkvx_committee_packet.docx
+++ b/memos/plan_manufacturer_union__arkvx_committee_packet.docx
@@ -41,7 +41,7 @@
     </w:p>
     <w:p>
       <w:r>
-        <w:t>Benchmark: escalated. NO MEANINGFUL BENCHMARK CONSTRUCTIBLE from held data: no candidate passes the strategy gate at or above 7/12. spy 8/12 (rejected: strategy gate); psp_v 8/12 (rejected: strategy gate); peer_venture 2/12 (score 2/12 below primary threshold 7). Required next: a strategy-exact series (a venture index or a computable peer cohort of at least three NAV-priced members).</w:t>
+        <w:t>Benchmark: escalated. NO MEANINGFUL BENCHMARK CONSTRUCTIBLE from held data: no candidate passes the strategy gate at or above 7/12. SPY 8/12 (rejected: strategy gate); PSP 8/12 (rejected: strategy gate); venture peer composite 3/12 (score 3/12 below primary threshold 7). Required next: a strategy-exact series (a venture index or a computable peer cohort of at least three NAV-priced members).</w:t>
       </w:r>
     </w:p>
     <w:p>
@@ -54,7 +54,7 @@
         <w:pStyle w:val="ListBullet"/>
       </w:pPr>
       <w:r>
-        <w:t>Benchmark: NO MEANINGFUL BENCHMARK CONSTRUCTIBLE from held data: no candidate passes the strategy gate at or above 7/12. spy 8/12 (rejected: strategy gate); psp_v 8/12 (rejected: strategy gate); peer_venture 2/12 (score 2/12 below primary threshold 7). Required next: a strategy-exact series (a venture index or a computable peer cohort of at least three NAV-priced members). (benchmark selection)</w:t>
+        <w:t>Benchmark: NO MEANINGFUL BENCHMARK CONSTRUCTIBLE from held data: no candidate passes the strategy gate at or above 7/12. SPY 8/12 (rejected: strategy gate); PSP 8/12 (rejected: strategy gate); venture peer composite 3/12 (score 3/12 below primary threshold 7). Required next: a strategy-exact series (a venture index or a computable peer cohort of at least three NAV-priced members). (benchmark selection)</w:t>
       </w:r>
     </w:p>
     <w:p>
@@ -77,7 +77,7 @@
     </w:p>
     <w:p>
       <w:r>
-        <w:t>Rubric v2, threshold 7 of 12, strategy gate. No candidate is eligible on held data.</w:t>
+        <w:t>Tark benchmark rubric, 12 points, threshold 7 of 12, strategy gate. No candidate is eligible on held data.</w:t>
       </w:r>
     </w:p>
     <w:tbl>
@@ -235,7 +235,7 @@
           </w:tcPr>
           <w:p>
             <w:r>
-              <w:t>Peer cohort composite: venture without arkvx (dxyz, ssss)</w:t>
+              <w:t>Peer composite, pre-IPO and venture cohort without ARK Venture Fund (members: Destiny Tech100 Inc, Neostellar Capital Corp.)</w:t>
             </w:r>
           </w:p>
         </w:tc>
@@ -245,7 +245,7 @@
           </w:tcPr>
           <w:p>
             <w:r>
-              <w:t>2/12</w:t>
+              <w:t>3/12</w:t>
             </w:r>
           </w:p>
         </w:tc>
@@ -255,7 +255,7 @@
           </w:tcPr>
           <w:p>
             <w:r>
-              <w:t>score 2/12 below primary threshold 7</w:t>
+              <w:t>score 3/12 below primary threshold 7</w:t>
             </w:r>
           </w:p>
         </w:tc>
@@ -266,7 +266,7 @@
         <w:pStyle w:val="Heading1"/>
       </w:pPr>
       <w:r>
-        <w:t>Exhibit B.</w:t>
+        <w:t>Exhibit B. Liquidity match for this plan</w:t>
       </w:r>
     </w:p>
     <w:p>
@@ -300,7 +300,7 @@
         <w:pStyle w:val="ListBullet"/>
       </w:pPr>
       <w:r>
-        <w:t>STRUCTURAL GAP: a participant-directed 404(c) menu assumes daily pricing and daily participant liquidity, whereas this wrapper deals 4x/year. Direct DIA use requires a bridging structure: CIT sleeve, managed account, or TDF sleeve (cell 3.5).</w:t>
+        <w:t>STRUCTURAL GAP: a participant-directed 404(c) menu assumes daily pricing and daily participant liquidity, whereas this wrapper deals quarterly with a 5% cap per quarter on outstanding shares. Direct DIA use requires a bridging structure: CIT sleeve, managed account, or TDF sleeve (cell 3.5).</w:t>
       </w:r>
     </w:p>
     <w:tbl>
@@ -363,7 +363,7 @@
           </w:tcPr>
           <w:p>
             <w:r>
-              <w:t>interval_23c3</w:t>
+              <w:t>interval fund (Rule 23c-3)</w:t>
             </w:r>
           </w:p>
         </w:tc>
@@ -385,7 +385,7 @@
           </w:tcPr>
           <w:p>
             <w:r>
-              <w:t>Dealing cadence per year</w:t>
+              <w:t>Dealing terms</w:t>
             </w:r>
           </w:p>
         </w:tc>
@@ -395,7 +395,7 @@
           </w:tcPr>
           <w:p>
             <w:r>
-              <w:t>4</w:t>
+              <w:t>quarterly offers, 5% cap per quarter on outstanding shares</w:t>
             </w:r>
           </w:p>
         </w:tc>
@@ -417,7 +417,7 @@
           </w:tcPr>
           <w:p>
             <w:r>
-              <w:t>Repurchase cap</w:t>
+              <w:t>Repurchase caps</w:t>
             </w:r>
           </w:p>
         </w:tc>
@@ -427,7 +427,39 @@
           </w:tcPr>
           <w:p>
             <w:r>
-              <w:t>5% of outstanding shares</w:t>
+              <w:t>5% per quarter, 20% per year</w:t>
+            </w:r>
+          </w:p>
+        </w:tc>
+        <w:tc>
+          <w:tcPr>
+            <w:tcW w:type="dxa" w:w="1152"/>
+          </w:tcPr>
+          <w:p>
+            <w:r>
+              <w:t>3.1</w:t>
+            </w:r>
+          </w:p>
+        </w:tc>
+      </w:tr>
+      <w:tr>
+        <w:tc>
+          <w:tcPr>
+            <w:tcW w:type="dxa" w:w="2448"/>
+          </w:tcPr>
+          <w:p>
+            <w:r>
+              <w:t>Annual capacity (binding cap)</w:t>
+            </w:r>
+          </w:p>
+        </w:tc>
+        <w:tc>
+          <w:tcPr>
+            <w:tcW w:type="dxa" w:w="5760"/>
+          </w:tcPr>
+          <w:p>
+            <w:r>
+              <w:t>20% of the position per year</w:t>
             </w:r>
           </w:p>
         </w:tc>
@@ -572,7 +604,7 @@
         <w:pStyle w:val="ListBullet"/>
       </w:pPr>
       <w:r>
-        <w:t>Capacity: 4x per year at 5% of outstanding shares: at most 20% of the position per year. This is a FUND-level cap shared by every holder, so the plan's position is served only while offers are not oversubscribed.</w:t>
+        <w:t>Capacity: 5% per quarter on outstanding shares: at most 20% of the position per year. This is a FUND-level cap shared by every holder, so the plan's position is served only while offers are not oversubscribed.</w:t>
       </w:r>
     </w:p>
     <w:p>
@@ -596,12 +628,12 @@
         <w:pStyle w:val="ListBullet"/>
       </w:pPr>
       <w:r>
-        <w:t>Schedule H benefit payments (line 2e) not typed: the DOL bulk file F_SCH_H_2024_latest.csv is not in the repository and askebsa.dol.gov is blocked from the build container. Fill from the bulk file on a machine with access, citing the row. Demand uses the illustrative turnover sliders only.</w:t>
+        <w:t>Schedule H benefit-payment lines are not yet in the plan record. Demand uses the illustrative turnover sliders only.</w:t>
       </w:r>
     </w:p>
     <w:p>
       <w:r>
-        <w:t>Cited: cell 3.1, cell 3.3, cell 3.5, cell 3.7, cell 3.9, cell 2.7, plan: plan_manufacturer_union.json (Form 5500, plan year 2024-01-01 to 2024-12-31).</w:t>
+        <w:t>Cited: cell 2.7, cell 3.1, cell 3.3, plan: plan_manufacturer_union.json (Form 5500, plan year 2024-01-01 to 2024-12-31).</w:t>
       </w:r>
     </w:p>
     <w:p>
@@ -741,7 +773,7 @@
           </w:tcPr>
           <w:p>
             <w:r>
-              <w:t>2.90% net expense ratio</w:t>
+              <w:t>2.90% expense ratio, net of waivers, 4.39% gross (FY2025)</w:t>
             </w:r>
           </w:p>
         </w:tc>
@@ -805,7 +837,7 @@
           </w:tcPr>
           <w:p>
             <w:r>
-              <w:t>extracted</w:t>
+              <w:t>no typed fact for this cell</w:t>
             </w:r>
           </w:p>
         </w:tc>
@@ -900,7 +932,7 @@
     </w:p>
     <w:p>
       <w:r>
-        <w:t>Cohort placement (venture, R4 phrasing): mgmt fee: above the cohort median of 2.5 (n=3, too small for percentile language) | expense ratio (bases differ, see notes): below the cohort median of 4.53 (n=3, too small for percentile language) | repurchase cap: only member with this fact (n=1). Stats and per-member values in data/cohorts/venture.json, membership rationales in data/facts.</w:t>
+        <w:t>Cohort placement (pre-IPO and venture cohort): mgmt fee: above the cohort median of 2.5 (n=3, too small for percentile language) | expense ratio (bases differ, see notes): below the cohort median of 4.53 (n=3, too small for percentile language) | repurchase cap: only member with this fact (n=1). Statistics and per-member values are in the cohort artifact, membership rationales in the typed facts.</w:t>
       </w:r>
     </w:p>
     <w:p>
@@ -968,7 +1000,7 @@
     </w:p>
     <w:p>
       <w:r>
-        <w:t>Regulatory basis: Fiduciary Duties in Selecting Designated Investment Alternatives, 91 FR 16088 (Mar. 31, 2026), RIN 1210-AC38, proposed 29 CFR 2550.404a-6, paragraphs (g) to (l), cited not paraphrased. Every figure above is a cited cell, a typed projection of one, or an engine artifact of the record as of 2026-09-04. Scenario figures are ILLUSTRATIVE. Sponsor name NEVER appears on demo surfaces. Data is public (DOL Form 5500 FOIA files); anonymization is a project display rule, not a legal requirement.</w:t>
+        <w:t>Regulatory basis: Fiduciary Duties in Selecting Designated Investment Alternatives, 91 FR 16088 (Mar. 31, 2026), RIN 1210-AC38, proposed 29 CFR 2550.404a-6, paragraphs (g) to (l), cited not paraphrased. Every figure above is a cited cell, a typed projection of one, or an engine artifact of the record as of 2026-09-04. Scenario figures are ILLUSTRATIVE. The plan is shown under its anonymized label.</w:t>
       </w:r>
     </w:p>
     <w:sectPr>

--- a/memos/plan_manufacturer_union__arkvx_committee_packet.docx
+++ b/memos/plan_manufacturer_union__arkvx_committee_packet.docx
@@ -36,12 +36,17 @@
     </w:p>
     <w:p>
       <w:r>
-        <w:t>Structural liquidity verdict: CONDITIONAL (typed facts, plan-independent). Scenario verdict under this plan (ILLUSTRATIVE, default sliders): CONDITIONAL.</w:t>
+        <w:t>Structural liquidity verdict: PARTIAL (typed facts, plan-independent). Scenario verdict under this plan (ILLUSTRATIVE, default sliders): CONDITIONAL.</w:t>
       </w:r>
     </w:p>
     <w:p>
       <w:r>
-        <w:t>Benchmark: escalated. NO MEANINGFUL BENCHMARK CONSTRUCTIBLE from held data: no candidate passes the strategy gate at or above 7/12. SPY 8/12 (rejected: strategy gate); PSP 8/12 (rejected: strategy gate); venture peer composite 3/12 (score 3/12 below primary threshold 7). Required next: a strategy-exact series (a venture index or a computable peer cohort of at least three NAV-priced members).</w:t>
+        <w:t>Benchmark: escalated. NO MEANINGFUL BENCHMARK CONSTRUCTIBLE from the candidates scored for this pre-IPO and venture fund: no candidate passes the strategy gate at or above 7/12. Scored: PSP 7/12 (fails the strategy gate (1/3)), URTH 7/12 (fails the strategy gate (1/3)), SPY 7/12 (fails the strategy gate (1/3)). Required next: a published pre-IPO and venture strategy index with a series the record can hold.</w:t>
+      </w:r>
+    </w:p>
+    <w:p>
+      <w:r>
+        <w:t>Peer comparison (paragraphs (g) and (h)): composite refused, fewer than 3 peers remain after leaving ARK Venture Fund out (2: Destiny Tech100 Inc, Neostellar Capital Corp.).</w:t>
       </w:r>
     </w:p>
     <w:p>
@@ -54,12 +59,28 @@
         <w:pStyle w:val="ListBullet"/>
       </w:pPr>
       <w:r>
-        <w:t>Benchmark: NO MEANINGFUL BENCHMARK CONSTRUCTIBLE from held data: no candidate passes the strategy gate at or above 7/12. SPY 8/12 (rejected: strategy gate); PSP 8/12 (rejected: strategy gate); venture peer composite 3/12 (score 3/12 below primary threshold 7). Required next: a strategy-exact series (a venture index or a computable peer cohort of at least three NAV-priced members). (benchmark selection)</w:t>
+        <w:t>Benchmark: NO MEANINGFUL BENCHMARK CONSTRUCTIBLE from the candidates scored for this pre-IPO and venture fund: no candidate passes the strategy gate at or above 7/12. Scored: PSP 7/12 (fails the strategy gate (1/3)), URTH 7/12 (fails the strategy gate (1/3)), SPY 7/12 (fails the strategy gate (1/3)). Required next: a published pre-IPO and venture strategy index with a series the record can hold. (benchmark selection)</w:t>
+      </w:r>
+    </w:p>
+    <w:p>
+      <w:pPr>
+        <w:pStyle w:val="ListBullet"/>
+      </w:pPr>
+      <w:r>
+        <w:t>Peer comparison: composite refused, fewer than 3 peers remain after leaving ARK Venture Fund out (2: Destiny Tech100 Inc, Neostellar Capital Corp.) (cell 1.12)</w:t>
+      </w:r>
+    </w:p>
+    <w:p>
+      <w:pPr>
+        <w:pStyle w:val="ListBullet"/>
+      </w:pPr>
+      <w:r>
+        <w:t>Liquidity: structural verdict partial, facts missing: gate_history (cells 3.1, 3.3)</w:t>
       </w:r>
     </w:p>
     <w:p>
       <w:r>
-        <w:t>Evidence coverage: 42 of 42 resolvable, 0 verified, 12 n/a by wrapper. Verified by a person: 0. Advisor-stated inputs for this plan: 0 of 6.</w:t>
+        <w:t>Evidence coverage: 44 of 44 resolvable, 0 verified, 11 n/a by wrapper. Verified by a person: 0. Advisor-stated inputs for this plan: 0 of 6.</w:t>
       </w:r>
     </w:p>
     <w:p>
@@ -77,7 +98,7 @@
     </w:p>
     <w:p>
       <w:r>
-        <w:t>Tark benchmark rubric, 12 points, threshold 7 of 12, strategy gate. No candidate is eligible on held data.</w:t>
+        <w:t>Tark benchmark rubric, 12 points, threshold 7 of 12, strategy gate, affiliated providers ineligible. No candidate is eligible on held data.</w:t>
       </w:r>
     </w:p>
     <w:tbl>
@@ -141,7 +162,7 @@
           </w:tcPr>
           <w:p>
             <w:r>
-              <w:t>rejected</w:t>
+              <w:t>SEC-required comparator</w:t>
             </w:r>
           </w:p>
         </w:tc>
@@ -151,7 +172,87 @@
           </w:tcPr>
           <w:p>
             <w:r>
-              <w:t>S&amp;P 500 investable proxy (SPY)</w:t>
+              <w:t>S&amp;P 500 Index</w:t>
+            </w:r>
+          </w:p>
+        </w:tc>
+        <w:tc>
+          <w:tcPr>
+            <w:tcW w:type="dxa" w:w="864"/>
+          </w:tcPr>
+          <w:p>
+            <w:r/>
+          </w:p>
+        </w:tc>
+        <w:tc>
+          <w:tcPr>
+            <w:tcW w:type="dxa" w:w="3888"/>
+          </w:tcPr>
+          <w:p>
+            <w:r>
+              <w:t>held, scored 7/12, fails the strategy gate (strategy_match 1/3). KS-PME 1.3988, Direct Alpha 9.04%/yr, 2022-08-31 to 2026-07-17</w:t>
+            </w:r>
+          </w:p>
+        </w:tc>
+      </w:tr>
+      <w:tr>
+        <w:tc>
+          <w:tcPr>
+            <w:tcW w:type="dxa" w:w="1152"/>
+          </w:tcPr>
+          <w:p>
+            <w:r>
+              <w:t>SEC-required comparator</w:t>
+            </w:r>
+          </w:p>
+        </w:tc>
+        <w:tc>
+          <w:tcPr>
+            <w:tcW w:type="dxa" w:w="3456"/>
+          </w:tcPr>
+          <w:p>
+            <w:r>
+              <w:t>MSCI World (Net) Index</w:t>
+            </w:r>
+          </w:p>
+        </w:tc>
+        <w:tc>
+          <w:tcPr>
+            <w:tcW w:type="dxa" w:w="864"/>
+          </w:tcPr>
+          <w:p>
+            <w:r/>
+          </w:p>
+        </w:tc>
+        <w:tc>
+          <w:tcPr>
+            <w:tcW w:type="dxa" w:w="3888"/>
+          </w:tcPr>
+          <w:p>
+            <w:r>
+              <w:t>held, scored 7/12, fails the strategy gate (strategy_match 1/3). KS-PME 1.4242, Direct Alpha 9.55%/yr, 2022-08-31 to 2026-07-17</w:t>
+            </w:r>
+          </w:p>
+        </w:tc>
+      </w:tr>
+      <w:tr>
+        <w:tc>
+          <w:tcPr>
+            <w:tcW w:type="dxa" w:w="1152"/>
+          </w:tcPr>
+          <w:p>
+            <w:r>
+              <w:t>Peer comparison (paragraphs (g) and (h))</w:t>
+            </w:r>
+          </w:p>
+        </w:tc>
+        <w:tc>
+          <w:tcPr>
+            <w:tcW w:type="dxa" w:w="3456"/>
+          </w:tcPr>
+          <w:p>
+            <w:r>
+              <w:t>Peer composite, pre-IPO and venture cohort without ARK Venture Fund</w:t>
             </w:r>
           </w:p>
         </w:tc>
@@ -161,7 +262,7 @@
           </w:tcPr>
           <w:p>
             <w:r>
-              <w:t>8/12</w:t>
+              <w:t>not scored</w:t>
             </w:r>
           </w:p>
         </w:tc>
@@ -171,7 +272,7 @@
           </w:tcPr>
           <w:p>
             <w:r>
-              <w:t>rejected: strategy gate (score 8/12 but strategy_match 1/3)</w:t>
+              <w:t>composite refused: fewer than 3 peers remain after leaving ARK Venture Fund out (2: Destiny Tech100 Inc, Neostellar Capital Corp.)</w:t>
             </w:r>
           </w:p>
         </w:tc>
@@ -203,7 +304,7 @@
           </w:tcPr>
           <w:p>
             <w:r>
-              <w:t>8/12</w:t>
+              <w:t>7/12</w:t>
             </w:r>
           </w:p>
         </w:tc>
@@ -213,7 +314,7 @@
           </w:tcPr>
           <w:p>
             <w:r>
-              <w:t>rejected: strategy gate (score 8/12 but strategy_match 1/3)</w:t>
+              <w:t>rejected: strategy gate (score 7/12 but strategy_match 1/3)</w:t>
             </w:r>
           </w:p>
         </w:tc>
@@ -235,7 +336,7 @@
           </w:tcPr>
           <w:p>
             <w:r>
-              <w:t>Peer composite, pre-IPO and venture cohort without ARK Venture Fund (members: Destiny Tech100 Inc, Neostellar Capital Corp.)</w:t>
+              <w:t>MSCI World investable proxy (URTH)</w:t>
             </w:r>
           </w:p>
         </w:tc>
@@ -245,7 +346,7 @@
           </w:tcPr>
           <w:p>
             <w:r>
-              <w:t>3/12</w:t>
+              <w:t>7/12</w:t>
             </w:r>
           </w:p>
         </w:tc>
@@ -255,7 +356,49 @@
           </w:tcPr>
           <w:p>
             <w:r>
-              <w:t>score 3/12 below primary threshold 7</w:t>
+              <w:t>rejected: strategy gate (score 7/12 but strategy_match 1/3)</w:t>
+            </w:r>
+          </w:p>
+        </w:tc>
+      </w:tr>
+      <w:tr>
+        <w:tc>
+          <w:tcPr>
+            <w:tcW w:type="dxa" w:w="1152"/>
+          </w:tcPr>
+          <w:p>
+            <w:r>
+              <w:t>rejected</w:t>
+            </w:r>
+          </w:p>
+        </w:tc>
+        <w:tc>
+          <w:tcPr>
+            <w:tcW w:type="dxa" w:w="3456"/>
+          </w:tcPr>
+          <w:p>
+            <w:r>
+              <w:t>S&amp;P 500 investable proxy (SPY)</w:t>
+            </w:r>
+          </w:p>
+        </w:tc>
+        <w:tc>
+          <w:tcPr>
+            <w:tcW w:type="dxa" w:w="864"/>
+          </w:tcPr>
+          <w:p>
+            <w:r>
+              <w:t>7/12</w:t>
+            </w:r>
+          </w:p>
+        </w:tc>
+        <w:tc>
+          <w:tcPr>
+            <w:tcW w:type="dxa" w:w="3888"/>
+          </w:tcPr>
+          <w:p>
+            <w:r>
+              <w:t>rejected: strategy gate (score 7/12 but strategy_match 1/3)</w:t>
             </w:r>
           </w:p>
         </w:tc>
@@ -270,16 +413,8 @@
       </w:r>
     </w:p>
     <w:p>
-      <w:pPr>
-        <w:pStyle w:val="Heading1"/>
-      </w:pPr>
       <w:r>
-        <w:t>Product-to-plan liquidity match</w:t>
-      </w:r>
-    </w:p>
-    <w:p>
-      <w:r>
-        <w:t>Plan: US industrial manufacturer 401(k) plan (~$0.8B, OH). verdict is structural (typed facts, cells 3.1, 3.3, 2.7, plan-independent). scenario_verdict is ILLUSTRATIVE (demand model against the same capacity, per plan).</w:t>
+        <w:t>Plan: US industrial manufacturer 401(k) plan (~$0.8B, OH). verdict is structural (typed facts, cells 3.1, 3.3, 2.7, plan-independent). scenario_verdict is ILLUSTRATIVE (the plan's filed outflow proxy as the base demand and the sliders as the stress, against the same capacity, per plan).</w:t>
       </w:r>
     </w:p>
     <w:p>
@@ -292,7 +427,7 @@
     </w:p>
     <w:p>
       <w:r>
-        <w:t>CONDITIONAL</w:t>
+        <w:t>PARTIAL</w:t>
       </w:r>
     </w:p>
     <w:p>
@@ -301,6 +436,14 @@
       </w:pPr>
       <w:r>
         <w:t>STRUCTURAL GAP: a participant-directed 404(c) menu assumes daily pricing and daily participant liquidity, whereas this wrapper deals quarterly with a 5% cap per quarter on outstanding shares. Direct DIA use requires a bridging structure: CIT sleeve, managed account, or TDF sleeve (cell 3.5).</w:t>
+      </w:r>
+    </w:p>
+    <w:p>
+      <w:pPr>
+        <w:pStyle w:val="ListBullet"/>
+      </w:pPr>
+      <w:r>
+        <w:t>Facts missing for a structural verdict: gate_history (no gating, suspension or postponement is disclosed, but the tendered-versus-accepted amounts are not printed: the Sep-2024 offer was fully utilized at its cap with proration, if any, not stated (R2-P1-12 rule)). The verdict stays partial until they are typed from the filings.</w:t>
       </w:r>
     </w:p>
     <w:tbl>
@@ -491,7 +634,7 @@
           </w:tcPr>
           <w:p>
             <w:r>
-              <w:t>none identified in the filings on record</w:t>
+              <w:t>not typed: no gating, suspension or postponement is disclosed, but the tendered-versus-accepted amounts are not printed: the Sep-2024 offer was fully utilized at its cap with proration, if any, not stated (R2-P1-12 rule)</w:t>
             </w:r>
           </w:p>
         </w:tc>
@@ -570,6 +713,38 @@
           </w:p>
         </w:tc>
       </w:tr>
+      <w:tr>
+        <w:tc>
+          <w:tcPr>
+            <w:tcW w:type="dxa" w:w="2448"/>
+          </w:tcPr>
+          <w:p>
+            <w:r>
+              <w:t>Fund net assets (for the dollar capacity)</w:t>
+            </w:r>
+          </w:p>
+        </w:tc>
+        <w:tc>
+          <w:tcPr>
+            <w:tcW w:type="dxa" w:w="5760"/>
+          </w:tcPr>
+          <w:p>
+            <w:r>
+              <w:t>not typed: aggregate net assets not yet carried into a typed cell. Verification-queue item</w:t>
+            </w:r>
+          </w:p>
+        </w:tc>
+        <w:tc>
+          <w:tcPr>
+            <w:tcW w:type="dxa" w:w="1152"/>
+          </w:tcPr>
+          <w:p>
+            <w:r>
+              <w:t>3.6</w:t>
+            </w:r>
+          </w:p>
+        </w:tc>
+      </w:tr>
     </w:tbl>
     <w:p>
       <w:pPr>
@@ -581,17 +756,27 @@
     </w:p>
     <w:p>
       <w:r>
-        <w:t>Plan inputs (Form 5500): net assets $791.7M, liquidity tail 14.9% of accounts (1,136 separated participants with balances).</w:t>
+        <w:t>Plan inputs (Form 5500): net assets $791.7M, liquidity tail 14.9% of accounts (1,136 separated participants with balances), filed outflow proxy 11.5% of beginning net assets per year (Schedule H totals of the plan's Form 5500 for plan year 2024-01-01 to 2024-12-31, from the plan record: total expenses less administrative expenses over beginning net assets, an upper bound on benefit payments while Schedule H line 2e is not in the record).</w:t>
       </w:r>
     </w:p>
     <w:p>
       <w:r>
-        <w:t>Parameters (adjustable on the site, not facts): allocation 5% of plan = $39.6M, tail turnover 20%/yr, active turnover 5%/yr. Base demand $2.9M/yr = 7.2% of the position vs annual wrapper capacity 20%.</w:t>
+        <w:t>Base demand (filed outflow proxy applied to a 5% allocation = $39.6M): $4.6M/yr = 11.5% of the position per year vs annual wrapper capacity 20%.</w:t>
       </w:r>
     </w:p>
     <w:p>
       <w:r>
-        <w:t>Stressed (tail turnover x2, active turnover x1.5 vs base scenario): demand $4.9M/yr = 12.3% of the position. within wrapper capacity (12.3% vs 20%) IF offers are not prorated.</w:t>
+        <w:t>Slider assumption (adjustable on the site, not a fact): tail turnover 20%/yr, active turnover 5%/yr, 7.2% of the position per year = $2.9M/yr, shown beside the filed rate, not blended with it.</w:t>
+      </w:r>
+    </w:p>
+    <w:p>
+      <w:r>
+        <w:t>Stressed (the filed outflow proxy plus the increment the sliders add under stress (tail turnover x2, active turnover x1.5 over the slider assumption)): demand $6.6M/yr = 16.6% of the position. within wrapper capacity (16.6% vs 20%) IF offers are not prorated.</w:t>
+      </w:r>
+    </w:p>
+    <w:p>
+      <w:r>
+        <w:t>Fund capacity in dollars: not computable, the fund's net assets are not typed in the record (aggregate net assets not yet carried into a typed cell. Verification-queue item), so the plan's dollar demand cannot be set against the fund's dollar capacity and the allocation slider is not shown.</w:t>
       </w:r>
     </w:p>
     <w:p>
@@ -612,7 +797,7 @@
         <w:pStyle w:val="ListBullet"/>
       </w:pPr>
       <w:r>
-        <w:t>Scenario demand (illustrative): 7.2% of the position per year vs 20% annual wrapper capacity. Adequate headroom at this allocation if offers are not prorated.</w:t>
+        <w:t>Filed outflow proxy (Schedule H, plan year 2024-01-01 to 2024-12-31): 11.5% of the position per year vs 20% annual wrapper capacity, the plan's total expenses less administrative expenses over beginning net assets, applied to the position. Adequate headroom at the filed rate if offers are not prorated.</w:t>
       </w:r>
     </w:p>
     <w:p>
@@ -620,7 +805,7 @@
         <w:pStyle w:val="ListBullet"/>
       </w:pPr>
       <w:r>
-        <w:t>Scenario verdict (ILLUSTRATIVE, this plan): conditional. It moves with the sliders and the plan. Proration assumption: an oversubscribed offer is filled pro rata and the unfilled remainder waits for the next window.</w:t>
+        <w:t>Slider assumption (illustrative): 7.2% of the position per year vs 20% annual wrapper capacity, from tail turnover 20%/yr on the 14.9% of accounts that are separated and active turnover 5%/yr on the rest. Shown beside the filed rate, not blended with it. Within 60% of wrapper capacity at these sliders.</w:t>
       </w:r>
     </w:p>
     <w:p>
@@ -628,12 +813,20 @@
         <w:pStyle w:val="ListBullet"/>
       </w:pPr>
       <w:r>
-        <w:t>Schedule H benefit-payment lines are not yet in the plan record. Demand uses the illustrative turnover sliders only.</w:t>
+        <w:t>Scenario verdict (ILLUSTRATIVE, this plan): conditional. Misaligned when the filed outflow proxy exceeds the annual wrapper capacity, conditional-weak when the stressed demand exceeds it, conditional otherwise. It moves with the plan's filing and the sliders. Proration assumption: an oversubscribed offer is filled pro rata and the unfilled remainder waits for the next window.</w:t>
+      </w:r>
+    </w:p>
+    <w:p>
+      <w:pPr>
+        <w:pStyle w:val="ListBullet"/>
+      </w:pPr>
+      <w:r>
+        <w:t>Schedule H benefit-payment line 2e is not yet in the plan record. The filed outflow proxy (total expenses less administrative expenses over beginning net assets) stands in for it as the base demand, and the turnover sliders are the stress around it.</w:t>
       </w:r>
     </w:p>
     <w:p>
       <w:r>
-        <w:t>Cited: cell 2.7, cell 3.1, cell 3.3, plan: plan_manufacturer_union.json (Form 5500, plan year 2024-01-01 to 2024-12-31).</w:t>
+        <w:t>Cited: cell 2.7, cell 3.1, cell 3.3, cell 3.7, plan: plan_manufacturer_union.json (Form 5500, plan year 2024-01-01 to 2024-12-31).</w:t>
       </w:r>
     </w:p>
     <w:p>
@@ -995,7 +1188,7 @@
     </w:p>
     <w:p>
       <w:r>
-        <w:t>Cell status for this product: structured 0, extracted-unverified 27, verified 0, computed 12, partial 2, fetched 1, n/a 12, pending 0.</w:t>
+        <w:t>Cell status for this product: structured 0, extracted-unverified 27, verified 0, computed 14, partial 2, fetched 1, n/a 11, pending 0.</w:t>
       </w:r>
     </w:p>
     <w:p>
